--- a/대단원3_보고서작성/Appendix.docx
+++ b/대단원3_보고서작성/Appendix.docx
@@ -44,7 +44,7 @@
           <w:i w:val="0"/>
           <w:sz w:val="20"/>
         </w:rPr>
-        <w:t>스크리닝에 사용한 25종을 계열별로 정의와 이 문제에서의 적합성을 함께 정리한다. 모르고 쓰는 위험을 없애기 위한 참조다. 괄호 안 수치는 별도 언급이 없으면 로짓 공간의 held-out 검증 RMSE다.</w:t>
+        <w:t>스크리닝에 사용한 25종을 계열별로 정의와 이 문제에서의 적합성을 함께 정리한다. 모르고 쓰는 위험을 없애기 위한 참조다. 괄호 안 수치는 별도 언급이 없으면 로짓 공간의 held-out 검증 RMSE, 곧 학습에 쓰지 않은 10/17–18 캠페인에서 잰 오차다.</w:t>
       </w:r>
     </w:p>
     <w:p>
@@ -74,7 +74,7 @@
           <w:i w:val="0"/>
           <w:sz w:val="20"/>
         </w:rPr>
-        <w:t>Linear 1차(OLS)는 입력의 1차 결합으로 출력을 적합하며 오차제곱합을 최소화한다. 해석성이 가장 좋고 외삽에서 추세를 연장하므로 최종 배포 모델로 채택했다. PLS(부분최소제곱)는 입력을 반응과 상관이 높은 잠재변수로 투영한 뒤 회귀하는 방법으로 공선성에 강하지만, 입력이 세 개뿐이라 1차 선형과 결과가 같다. Ridge 1차는 계수 크기에 L2 벌점을 준 선형으로 규제 이득이 미미하다(0.0223). Ridge Poly2는 2차 다항 특성에 L2 규제를 더한 것으로 검증 RMSE는 최저(0.0193)이지만 B/P 5.9, 곧 탐색 범위 4–6 안에서 기울기 부호가 반전되어 기각했다. Poly 2차는 규제 없는 2차 다항으로 Ridge Poly2와 유사하되 규제가 없어 덜 안정하고, Poly 3차는 고차 과적합으로 붕괴한다(0.377). Lasso는 L1 벌점으로 계수를 0으로 밀어 변수선택을 수행하는데 입력이 세 개뿐인 본 문제에는 과해 과소적합한다(0.036). ElasticNet은 L1과 L2를 혼합한 절충안이나 여기서는 이점이 없다.</w:t>
+        <w:t>Linear 1차(OLS)는 입력의 1차 결합으로 출력을 적합하며 오차제곱합을 최소화한다. 해석성이 가장 좋고 외삽에서 추세를 연장하므로 최종 배포 모델로 채택했다. PLS(부분최소제곱)는 입력을 반응과 상관이 높은 잠재변수로 투영한 뒤 회귀하는 방법으로 공선성에 강하지만, 입력이 세 개뿐이라 1차 선형과 결과가 같다. Ridge 1차는 계수 크기에 L2 벌점(계수가 커질수록 손해를 매겨 크기를 눌러 두는 장치)을 준 선형으로, 규제 이득이 미미하다(0.0223). Ridge Poly2는 2차 다항 특성에 L2 규제를 더한 것으로 검증 RMSE는 최저(0.0193)이지만 B/P 5.9, 곧 탐색 범위 4–6 안에서 기울기 부호가 반전되어 기각했다. Poly 2차는 규제 없는 2차 다항으로 Ridge Poly2와 유사하되 규제가 없어 덜 안정하고, Poly 3차는 고차 과적합으로 붕괴한다(0.377). Lasso는 L1 벌점(쓸모가 적은 변수의 계수를 아예 0으로 밀어내는 장치)으로 변수선택을 수행하는데 입력이 세 개뿐인 본 문제에는 과해 과소적합한다(0.036). ElasticNet은 L1과 L2를 혼합한 절충안이나 여기서는 이점이 없다.</w:t>
       </w:r>
     </w:p>
     <w:p>
@@ -164,7 +164,7 @@
           <w:i w:val="0"/>
           <w:sz w:val="20"/>
         </w:rPr>
-        <w:t>DecisionTree는 단일 회귀트리로 구간별 상수 근사를 하며 외삽 시 상수가 되고 부정확하다(0.101). RandomForest(Breiman 2001)는 트리 배깅 앙상블로 분산을 줄이지만 범위보존 성질 때문에 365 °C에서 예측이 고정되고 압력강하의 물리 방향 검사도 통과하지 못한다. ExtraTrees는 분할점까지 무작위화한 변형으로 같은 약점을 가진다(0.079). GradientBoosting(Friedman 2001)은 이전 트리의 잔차를 순차 트리로 보정하는 부스팅으로 강력하지만 트리 기반이라 외삽에서 고정된다(0.079). HistGradientBoosting은 히스토그램 기반의 대규모·고속 구현으로 동일한 고정 문제를 보이고(0.094), AdaBoost는 오차가 큰 표본을 가중하는 적응 부스팅이나 약학습기가 트리라 같은 외삽 한계를 갖는다(0.108). XGBoost(Chen &amp; Guestrin 2016)는 2차 근사·정규화·병렬화를 더한 구현으로 표 데이터의 표준으로 통하지만 역시 365 °C에서 고정되고(0.083), CatBoost(Prokhorenkova 2018)는 순서형 부스팅으로 목표 누출을 줄인 구현이나 동일한 고정과 함께 선형의 네 배 오차를 보인다(0.093). LightGBM(Ke 2017)은 히스토그램과 리프중심 성장으로 속도를 높인 구현으로 트리 밴드 한가운데에 위치한다(0.088).</w:t>
+        <w:t>DecisionTree는 단일 회귀트리로 구간별 상수 근사를 하며 외삽 시 상수가 되고 부정확하다(0.101). RandomForest(Breiman 2001)는 여러 트리의 예측을 평균 내어(배깅) 흔들림을 줄이지만, 범위보존 성질(학습에서 본 값의 범위를 넘어서지 못하는 성질) 때문에 365 °C에서 예측이 고정되고 압력강하의 물리 방향 검사도 통과하지 못한다. ExtraTrees는 분할점까지 무작위화한 변형으로 같은 약점을 가진다(0.079). GradientBoosting(Friedman 2001)은 이전 트리의 잔차를 순차 트리로 보정하는 부스팅으로 강력하지만 트리 기반이라 외삽에서 고정된다(0.079). HistGradientBoosting은 히스토그램 기반의 대규모·고속 구현으로 동일한 고정 문제를 보이고(0.094), AdaBoost는 오차가 큰 표본을 가중하는 적응 부스팅이나 약학습기가 트리라 같은 외삽 한계를 갖는다(0.108). XGBoost(Chen &amp; Guestrin 2016)는 2차 근사·정규화·병렬화를 더한 구현으로 표 데이터의 표준으로 통하지만 역시 365 °C에서 고정되고(0.083), CatBoost(Prokhorenkova 2018)는 순서형 부스팅으로 목표 누출을 줄인 구현이나 동일한 고정과 함께 선형의 네 배 오차를 보인다(0.093). LightGBM(Ke 2017)은 히스토그램과 리프중심 성장으로 속도를 높인 구현으로 트리 밴드 한가운데에 위치한다(0.088).</w:t>
       </w:r>
     </w:p>
     <w:p>
@@ -238,7 +238,7 @@
           <w:i w:val="0"/>
           <w:sz w:val="20"/>
         </w:rPr>
-        <w:t>결과는 트리 계열의 구조적 한계를 그대로 재현했다. 배포 모델인 Linear 1차의 held-out RMSE 0.02099에 견주어 XGBoost는 0.08269(3.9배), LightGBM은 0.08803(4.2배), CatBoost는 0.09267(4.4배)이다. 더 중요한 것은 외삽이다. 학습 데이터의 최고 입구온도는 349.98 °C인데 케이스 스터디는 365 °C를 요구하고, 세 모델 모두 27점 격자의 아홉 개 온도 슬라이스 전부에서 365 °C 예측이 350 °C 예측과 소수점 끝자리까지 같았다. 트리는 학습 범위 밖에서 마지막 잎 값을 유지하는 범위보존 구조라 온도를 15 °C 올려도 반응하지 않는다. 온도 단조성 0/9라는 결과도 여기서 나온다(335에서 350 °C 구간은 통과하지만 350에서 365 °C 구간이 평평해 증가가 성립하지 않는다). 같은 조건에서 선형은 350 °C 대비 +0.207에서 +0.284만큼 예측이 올라가며 온도 단조성 9/9를 통과한다. 압력강하에서도 결론은 같아 held-out RMSE가 XGBoost 0.342, LightGBM 0.625, CatBoost 1.033으로 선형(0.191)에 밀렸고, B/P 증가가 ΔP 감소로 이어지는 물리 방향 검사를 셋 다 통과하지 못했다(3/9·6/9·3/9, 선형은 9/9로 §3.4.4에서 F1을 탈락시킨 것과 같은 검사다).</w:t>
+        <w:t>결과는 트리 계열의 구조적 한계를 그대로 재현했다. 배포 모델인 Linear 1차의 held-out RMSE 0.02099에 견주어 XGBoost는 0.08269(3.9배), LightGBM은 0.08803(4.2배), CatBoost는 0.09267(4.4배)이다. 더 중요한 것은 외삽이다. 학습 데이터의 최고 입구온도는 349.98 °C인데 케이스 스터디는 365 °C를 요구하고, 세 모델 모두 27점 격자의 아홉 개 온도 슬라이스 전부에서 365 °C 예측이 350 °C 예측과 소수점 끝자리까지 같았다(슬라이스란 총유량과 B/P를 한 조합으로 고정한 뒤 온도만 바꿔 본 묶음을 말한다). 트리는 학습 범위 밖에서 마지막 잎 값을 유지하는 범위보존 구조라 온도를 15 °C 올려도 반응하지 않는다. 온도 단조성 0/9라는 결과도 여기서 나온다(335에서 350 °C 구간은 통과하지만 350에서 365 °C 구간이 평평해 증가가 성립하지 않는다). 같은 조건에서 선형은 350 °C 대비 +0.207에서 +0.284만큼 예측이 올라가며 온도 단조성 9/9를 통과한다. 압력강하에서도 결론은 같아 held-out RMSE가 XGBoost 0.342, LightGBM 0.625, CatBoost 1.033으로 선형(0.191)에 밀렸고, B/P 증가가 ΔP 감소로 이어지는 물리 방향 검사를 셋 다 통과하지 못했다(3/9·6/9·3/9, 선형은 9/9로 §3.4.4에서 F1을 탈락시킨 것과 같은 검사다).</w:t>
       </w:r>
     </w:p>
     <w:p>
@@ -252,7 +252,7 @@
           <w:i w:val="0"/>
           <w:sz w:val="20"/>
         </w:rPr>
-        <w:t>이는 튜닝 부족의 문제가 아니다. 하이퍼파라미터 격자를 XGBoost 54조합, CatBoost 27조합으로 넓혀 다시 돌려도 블록 20%가 고르는 조합과 held-out 값이 그대로였다. 규약을 어기고 held-out을 미리 본 뒤 사후에 최적을 골라도 — 정당한 절차가 아니며 상한만 확인한 것이다 — XGBoost 0.08005, CatBoost 0.08161로 여전히 선형의 약 네 배다. 트리를 더 키운다고 고쳐지는 문제가 아니라 범위 밖으로 나가지 못하는 구조의 문제이기 때문이다.</w:t>
+        <w:t>이는 튜닝 부족의 문제가 아니다. 하이퍼파라미터 격자를 XGBoost 54조합, CatBoost 27조합으로 넓혀 다시 돌려도 블록 20%가 고르는 조합과 held-out 값이 그대로였다. 규약을 어기고 held-out을 미리 본 뒤 사후에 최적을 골라도 XGBoost 0.08005, CatBoost 0.08161로 여전히 선형의 약 네 배다. 물론 이런 사후 선택은 정당한 절차가 아니라 상한을 확인한 것일 뿐이다. 트리를 더 키운다고 고쳐지는 문제가 아니라 범위 밖으로 나가지 못하는 구조의 문제이기 때문이다.</w:t>
       </w:r>
     </w:p>
     <w:p>
@@ -282,7 +282,7 @@
           <w:i w:val="0"/>
           <w:sz w:val="20"/>
         </w:rPr>
-        <w:t>예측 고정을 트리 계열의 성질로 유추하지 않고 27점 격자에서 후보 25종 전부에 대해 직접 측정했다. 온도 단조는 (총유량, B/P)의 아홉 개 슬라이스에서 335에서 350, 365 °C로 갈 때 전환율이 증가하는지를, 고정은 365 °C 예측이 350 °C 예측과 1e-12 이내로 같은 슬라이스 수를 센 것이다. 결과를 보면 선형 7종(Poly 3차 제외)과 SVR(linear), MLP 3종은 온도 단조 9/9에 고정 0/9로 범위 밖에서도 추세를 연장한다. 반대로 트리 9종은 XGBoost·LightGBM·CatBoost를 포함해 예외 없이 온도 단조 0/9에 고정 9/9다. SVR(RBF)는 0/9와 0/9로 커널이 데이터에서 멀어지면 평균으로 회귀하고, GaussianProcess도 2/9로 같은 평균 회귀를 보인다. KNN은 7/9이지만 범위 밖에서 최근접 이웃이 고정되는 성질 때문이며, Poly 3차는 6/9로 고차 과적합 탓에 단조성까지 붕괴한다. Dummy는 상수 예측이라 0/9와 9/9가 자명하게 나온다. 요컨대 정확도 상위를 독점한 선형 계열이 물리검사에서도 유일하게 온전하며, 트리 9종의 고정은 계열 공통의 구조적 성질임이 측정으로 확인되었다. 유추로 남긴 후보는 없고 25종 전부가 측정값이다.</w:t>
+        <w:t>예측 고정을 트리 계열의 성질로 유추하지 않고 27점 격자에서 후보 25종 전부에 대해 직접 측정했다. 온도 단조는 (총유량, B/P)의 아홉 개 슬라이스에서 335에서 350, 365 °C로 갈 때 전환율이 증가하는지를, 고정은 365 °C 예측이 350 °C 예측과 1e-12 이내로 같은 슬라이스가 몇 개인지 세었다. 결과를 보면 선형 7종(Poly 3차 제외)과 SVR(linear), MLP 3종은 온도 단조 9/9에 고정 0/9로 범위 밖에서도 추세를 연장한다. 반대로 트리 9종은 XGBoost·LightGBM·CatBoost를 포함해 예외 없이 온도 단조 0/9에 고정 9/9다. SVR(RBF)는 0/9와 0/9로 커널이 데이터에서 멀어지면 평균으로 회귀하고, GaussianProcess도 2/9로 같은 평균 회귀를 보인다. KNN은 7/9이지만 범위 밖에서 최근접 이웃이 고정되는 성질 때문이며, Poly 3차는 6/9로 고차 과적합 탓에 단조성까지 붕괴한다. Dummy는 상수 예측이라 0/9와 9/9가 자명하게 나온다. 요컨대 정확도 상위를 독점한 선형 계열이 물리검사에서도 유일하게 온전하며, 트리 9종의 고정은 계열 공통의 구조적 성질임이 측정으로 확인되었다. 유추로 남긴 후보는 없고 25종 전부가 측정값이다.</w:t>
       </w:r>
     </w:p>
     <w:p>
@@ -520,7 +520,7 @@
           <w:i w:val="0"/>
           <w:sz w:val="20"/>
         </w:rPr>
-        <w:t>입력의 선정 결정은 물리·공정 논리에 근거해 대단원 2가 수행하였고, 이 부록의 L1 통계 교차검증은 대단원 3의 방법 검증에 해당한다. 물리로 고른 입력을 통계 절차로 독립 재확인해 그 선택이 견고함을 보이는 것이 목적이다.</w:t>
+        <w:t>입력의 선정 결정은 물리·공정 논리에 근거해 대단원 2가 수행하였고, 이 부록의 L1 통계 교차검증은 대단원 3이 수행한 방법 검증이다. 물리로 고른 입력을 통계 절차로 독립 재확인해 그 선택이 견고함을 보이는 것이 목적이다.</w:t>
       </w:r>
     </w:p>
     <w:p>
@@ -534,7 +534,7 @@
           <w:i w:val="0"/>
           <w:sz w:val="20"/>
         </w:rPr>
-        <w:t>후보는 일곱 종으로 TT-1006, FT-1004, 총유량, FRC-1004, TT-1004, FT-1001, FT-1300을 두었고, 캠페인 LOCO 교차검증에 표준화·무가중·seed 42를 적용했다. Lasso와 ElasticNet을 병행했고 결과가 일치한다. 전환율에서는 ElasticNet의 최적 l1_ratio가 1로 수렴해 Lasso와 동일하고, ΔP에서는 최적 l1_ratio가 0.3인 혼합이지만 선택된 변수 집합과 held-out RMSE(0.1066)가 Lasso와 같다. 아래 표는 두 방법의 공통 결과다.</w:t>
+        <w:t>후보는 일곱 종으로 TT-1006, FT-1004, 총유량, FRC-1004, TT-1004, FT-1001, FT-1300을 두었고, 캠페인 LOCO 교차검증(캠페인을 하나씩 빼면서 학습과 검증을 반복하는 방식)에 표준화·무가중·seed 42를 적용했다. Lasso와 ElasticNet을 병행했고 결과가 일치한다. 전환율에서는 ElasticNet의 최적 l1_ratio가 1로 수렴해 Lasso와 동일하고, ΔP에서는 최적 l1_ratio가 0.3인 혼합이지만 선택된 변수 집합과 held-out RMSE(0.1066)가 Lasso와 같다. 아래 표는 두 방법의 공통 결과다.</w:t>
       </w:r>
     </w:p>
     <w:p>
@@ -1472,7 +1472,7 @@
           <w:i/>
           <w:sz w:val="17"/>
         </w:rPr>
-        <w:t>기준: 부록 C 전체가 L1 재현 스크립트와 같은 변환 없는 X와 r0 라벨로 계산되어 있다. §3.4·§3.5의 배포 라벨(r1)·로짓 기준과 다르므로 배수를 직접 비교하지 말 것 — 로짓 기준으로 다시 재면 ×11.7·×5.9·×2.8이다. r0와 r1을 교체한 대조는 L1 스크립트에 있으며 선택된 변수 집합과 순위가 동일하다(계수 차 0.004 이하).</w:t>
+        <w:t>기준: 부록 C 전체가 L1 재현 스크립트와 같은 변환 없는 X와 r0 라벨로 계산되어 있다. §3.4·§3.5의 배포 라벨(r1)·로짓 기준과 다르므로 배수를 직접 비교하지 않아야 한다. 로짓 기준으로 다시 재면 ×11.7·×5.9·×2.8이다. r0와 r1을 교체한 대조는 L1 스크립트에 있으며 선택된 변수 집합과 순위가 동일하다(계수 차 0.004 이하).</w:t>
       </w:r>
     </w:p>
     <w:p>
@@ -2037,7 +2037,7 @@
           <w:i/>
           <w:sz w:val="17"/>
         </w:rPr>
-        <w:t>조건: held-out 10/17–18, 10/13–16 재적합, 60분 블록 셔플 200회 — §3.4·§3.5와 동일 규약.</w:t>
+        <w:t>조건: held-out 10/17–18, 10/13–16 재적합, 60분 블록 셔플 200회로 §3.4·§3.5와 동일한 규약이다.</w:t>
       </w:r>
     </w:p>
     <w:p>
@@ -2065,7 +2065,7 @@
           <w:i w:val="0"/>
           <w:sz w:val="20"/>
         </w:rPr>
-        <w:t>한계도 밝혀 둔다. LOCO 교차검증은 직교실험이라 의도적으로 가혹하므로 그 절대값을 성능으로 인용하지 않으며, 성능은 held-out 기준을 쓴다. LC-1001과 FT-1001의 제어 배선은 상관 −1.0에서 역추론한 것으로 도면으로 확인하지 않았다.</w:t>
+        <w:t>한계도 밝혀 둔다. LOCO 교차검증은 캠페인마다 조작한 변수가 달라 의도적으로 가혹하므로 그 절대값을 성능으로 인용하지 않으며, 성능은 held-out 기준을 쓴다. LC-1001과 FT-1001의 제어 배선은 상관 −1.0에서 역추론한 것으로 도면으로 확인하지 않았다.</w:t>
       </w:r>
     </w:p>
     <w:p>
